--- a/02_Meetings/_VORLAGE_Protokoll_Discovery_Call.docx
+++ b/02_Meetings/_VORLAGE_Protokoll_Discovery_Call.docx
@@ -357,7 +357,7 @@
           <w:color w:val="7F7F7F"/>
           <w:sz w:val="15"/>
         </w:rPr>
-        <w:t>ZUSAMMENFASSUNG – NACH DEM TERMIN AUSFÜLLEN</w:t>
+        <w:t>ZUSAMMENFASSUNG</w:t>
       </w:r>
     </w:p>
     <w:p>

--- a/02_Meetings/_VORLAGE_Protokoll_Discovery_Call.docx
+++ b/02_Meetings/_VORLAGE_Protokoll_Discovery_Call.docx
@@ -4343,13 +4343,6 @@
     <w:name w:val="Normal"/>
     <w:qFormat/>
     <w:rsid w:val="00FC693F"/>
-    <w:pPr>
-      <w:spacing w:after="80" w:line="259" w:lineRule="auto"/>
-    </w:pPr>
-    <w:rPr>
-      <w:rFonts w:ascii="Calibri" w:hAnsi="Calibri"/>
-      <w:sz w:val="21"/>
-    </w:rPr>
   </w:style>
   <w:style w:type="paragraph" w:styleId="Header">
     <w:name w:val="header"/>

--- a/02_Meetings/_VORLAGE_Protokoll_Discovery_Call.docx
+++ b/02_Meetings/_VORLAGE_Protokoll_Discovery_Call.docx
@@ -3906,25 +3906,40 @@
   <w:p>
     <w:pPr>
       <w:pStyle w:val="Footer"/>
+      <w:spacing w:after="0"/>
+      <w:jc w:val="center"/>
+    </w:pPr>
+    <w:r/>
+    <w:r>
+      <w:rPr>
+        <w:color w:val="7F7F7F"/>
+        <w:sz w:val="13"/>
+      </w:rPr>
+      <w:t>CertoClav Sterilizer GmbH  ·  Peintner Straße 10, 4060 Leonding, Österreich  ·  Geschäftsführer: Michael Simon (geb. Dirix), MSc.</w:t>
+    </w:r>
+  </w:p>
+  <w:p>
+    <w:pPr>
+      <w:spacing w:after="0"/>
       <w:jc w:val="center"/>
     </w:pPr>
     <w:r>
       <w:rPr>
         <w:color w:val="7F7F7F"/>
-        <w:sz w:val="15"/>
-      </w:rPr>
+        <w:sz w:val="13"/>
+      </w:rPr>
+      <w:t>Firmenbuch: Landesgericht Linz, FN 122912d  ·  UID ATU22821702  ·  Tel. +43 732 674 278  ·  support@certoclav.com  ·  www.certoclav.com</w:t>
     </w:r>
+  </w:p>
+  <w:p>
+    <w:pPr>
+      <w:spacing w:before="40"/>
+      <w:jc w:val="center"/>
+    </w:pPr>
     <w:r>
       <w:rPr>
         <w:color w:val="7F7F7F"/>
-        <w:sz w:val="15"/>
-      </w:rPr>
-      <w:t xml:space="preserve">CertoClav Sterilizer GmbH  ·  Leonding, Österreich  ·  support@certoclav.com  ·  www.certoclav.com   ·   </w:t>
-    </w:r>
-    <w:r>
-      <w:rPr>
-        <w:color w:val="7F7F7F"/>
-        <w:sz w:val="15"/>
+        <w:sz w:val="14"/>
       </w:rPr>
       <w:t xml:space="preserve">Seite </w:t>
     </w:r>
@@ -3936,7 +3951,7 @@
     <w:r>
       <w:rPr>
         <w:color w:val="7F7F7F"/>
-        <w:sz w:val="15"/>
+        <w:sz w:val="14"/>
       </w:rPr>
       <w:t xml:space="preserve"> von </w:t>
     </w:r>
